--- a/download/Phronesis-Studio-Demo-Access-Brief.docx
+++ b/download/Phronesis-Studio-Demo-Access-Brief.docx
@@ -201,7 +201,7 @@
                 <w:sz w:val="16"/>
                 <w:szCs w:val="16"/>
               </w:rPr>
-              <w:t xml:space="preserve">2026-06-24 20:41 GST</w:t>
+              <w:t xml:space="preserve">2026-06-24 20:45 GST</w:t>
             </w:r>
           </w:p>
         </w:tc>
@@ -851,7 +851,7 @@
           <w:sz w:val="12"/>
           <w:szCs w:val="12"/>
         </w:rPr>
-        <w:t xml:space="preserve">Document generated 2026-06-24 20:41 GST  ·  Confidential  ·  For the named recipient only</w:t>
+        <w:t xml:space="preserve">Document generated 2026-06-24 20:45 GST  ·  Confidential  ·  For the named recipient only</w:t>
       </w:r>
     </w:p>
     <w:sectPr>
